--- a/documents/economy.docx
+++ b/documents/economy.docx
@@ -1591,7 +1591,7 @@
               <w:rPr>
                 <w:highlight w:val="cyan"/>
               </w:rPr>
-              <w:t>ЭП742</w:t>
+              <w:t>ВТ23</w:t>
             </w:r>
           </w:p>
         </w:tc>
@@ -1661,10 +1661,7 @@
               <w:jc w:val="left"/>
             </w:pPr>
             <w:r>
-              <w:t>РК</w:t>
-            </w:r>
-            <w:r>
-              <w:t xml:space="preserve"> вентилятора</w:t>
+              <w:t>РК вентилятора</w:t>
             </w:r>
           </w:p>
         </w:tc>
@@ -1755,7 +1752,7 @@
               <w:rPr>
                 <w:highlight w:val="cyan"/>
               </w:rPr>
-              <w:t>ЭП742</w:t>
+              <w:t>ВТ6</w:t>
             </w:r>
           </w:p>
         </w:tc>
@@ -1836,6 +1833,8 @@
               </w:rPr>
               <w:t>ВТ6</w:t>
             </w:r>
+            <w:bookmarkStart w:id="0" w:name="_GoBack"/>
+            <w:bookmarkEnd w:id="0"/>
           </w:p>
         </w:tc>
         <w:tc>
@@ -3498,8 +3497,6 @@
                 <w:highlight w:val="cyan"/>
               </w:rPr>
             </w:pPr>
-            <w:bookmarkStart w:id="0" w:name="_GoBack"/>
-            <w:bookmarkEnd w:id="0"/>
             <w:r>
               <w:rPr>
                 <w:highlight w:val="cyan"/>
@@ -3565,10 +3562,7 @@
               <w:jc w:val="left"/>
             </w:pPr>
             <w:r>
-              <w:t>Топливо-масляный</w:t>
-            </w:r>
-            <w:r>
-              <w:t xml:space="preserve"> теплообменник</w:t>
+              <w:t>Топливо-масляный теплообменник</w:t>
             </w:r>
           </w:p>
         </w:tc>
@@ -14777,7 +14771,7 @@
 </file>
 
 <file path=customXml/itemProps1.xml><?xml version="1.0" encoding="utf-8"?>
-<ds:datastoreItem xmlns:ds="http://schemas.openxmlformats.org/officeDocument/2006/customXml" ds:itemID="{06570D5B-E8A2-4D0F-A8A1-CE74D00DB0C3}">
+<ds:datastoreItem xmlns:ds="http://schemas.openxmlformats.org/officeDocument/2006/customXml" ds:itemID="{365007F3-0F3F-4B6F-9C5E-9C947F53818A}">
   <ds:schemaRefs>
     <ds:schemaRef ds:uri="http://schemas.openxmlformats.org/officeDocument/2006/bibliography"/>
   </ds:schemaRefs>
